--- a/frontend/public/documents/prepza-candidate-notice-templates.docx
+++ b/frontend/public/documents/prepza-candidate-notice-templates.docx
@@ -270,7 +270,19 @@
         <w:t xml:space="preserve"> </w:t>
       </w:r>
       <w:r>
-        <w:t xml:space="preserve">read the question; [Company] may give you extra time, which is recorded without a reason.</w:t>
+        <w:t xml:space="preserve">read the question. Before you start, you confirm that you’ll answer on your own, without AI tools</w:t>
+      </w:r>
+      <w:r>
+        <w:t xml:space="preserve"> </w:t>
+      </w:r>
+      <w:r>
+        <w:t xml:space="preserve">or other people, and when you did is recorded. [Company] may give you extra time, which is</w:t>
+      </w:r>
+      <w:r>
+        <w:t xml:space="preserve"> </w:t>
+      </w:r>
+      <w:r>
+        <w:t xml:space="preserve">recorded without a reason.</w:t>
       </w:r>
     </w:p>
     <w:p>
@@ -330,13 +342,13 @@
         <w:t xml:space="preserve"> </w:t>
       </w:r>
       <w:r>
-        <w:t xml:space="preserve">leaves, copy attempts, answers too fast to have read the question, and any extra time you were</w:t>
-      </w:r>
-      <w:r>
-        <w:t xml:space="preserve"> </w:t>
-      </w:r>
-      <w:r>
-        <w:t xml:space="preserve">given. The questions were written with AI from the job description,</w:t>
+        <w:t xml:space="preserve">leaves, copy attempts, answers too fast to have read the question, when you confirmed answering</w:t>
+      </w:r>
+      <w:r>
+        <w:t xml:space="preserve"> </w:t>
+      </w:r>
+      <w:r>
+        <w:t xml:space="preserve">on your own, and any extra time you were given. The questions were written with AI from the job description,</w:t>
       </w:r>
       <w:r>
         <w:t xml:space="preserve"> </w:t>
@@ -577,13 +589,13 @@
         <w:t xml:space="preserve"> </w:t>
       </w:r>
       <w:r>
-        <w:t xml:space="preserve">too fast to have read the question. If we give you extra time, that is recorded too, without a</w:t>
-      </w:r>
-      <w:r>
-        <w:t xml:space="preserve"> </w:t>
-      </w:r>
-      <w:r>
-        <w:t xml:space="preserve">reason. You won’t see your score.</w:t>
+        <w:t xml:space="preserve">too fast to have read the question, and when you confirmed, before starting, that you’d answer</w:t>
+      </w:r>
+      <w:r>
+        <w:t xml:space="preserve"> </w:t>
+      </w:r>
+      <w:r>
+        <w:t xml:space="preserve">on your own. If we give you extra time, that is recorded too, without a reason. You won’t see your score.</w:t>
       </w:r>
     </w:p>
     <w:p>

--- a/frontend/public/documents/prepza-candidate-notice-templates.docx
+++ b/frontend/public/documents/prepza-candidate-notice-templates.docx
@@ -2,7 +2,7 @@
 <file path=word/document.xml><?xml version="1.0" encoding="utf-8"?>
 <w:document xmlns:w="http://schemas.openxmlformats.org/wordprocessingml/2006/main" xmlns:m="http://schemas.openxmlformats.org/officeDocument/2006/math" xmlns:r="http://schemas.openxmlformats.org/officeDocument/2006/relationships" xmlns:o="urn:schemas-microsoft-com:office:office" xmlns:v="urn:schemas-microsoft-com:vml" xmlns:w10="urn:schemas-microsoft-com:office:word" xmlns:a="http://schemas.openxmlformats.org/drawingml/2006/main" xmlns:pic="http://schemas.openxmlformats.org/drawingml/2006/picture" xmlns:wp="http://schemas.openxmlformats.org/drawingml/2006/wordprocessingDrawing">
   <w:body>
-    <w:bookmarkStart w:id="12" w:name="candidate-notice-templates"/>
+    <w:bookmarkStart w:id="14" w:name="candidate-notice-templates"/>
     <w:p>
       <w:pPr>
         <w:pStyle w:val="Heading1"/>
@@ -16,7 +16,7 @@
         <w:pStyle w:val="FirstParagraph"/>
       </w:pPr>
       <w:r>
-        <w:t xml:space="preserve">Version of 2026-10-17. Arcolabs OÜ (registry code 17587452), Sepapaja tn 6, 15551 Tallinn, Estonia; hello@prepza.ai.</w:t>
+        <w:t xml:space="preserve">Version of 2026-10-30. Arcolabs OÜ (registry code 17587452), Sepapaja tn 6, 15551 Tallinn, Estonia; hello@prepza.ai.</w:t>
       </w:r>
     </w:p>
     <w:p>
@@ -64,7 +64,13 @@
         <w:t xml:space="preserve"> </w:t>
       </w:r>
       <w:r>
-        <w:t xml:space="preserve">general notice (section 2) does it.</w:t>
+        <w:t xml:space="preserve">general notice (section 2) does it. Illinois and Colorado candidates get the general notice with</w:t>
+      </w:r>
+      <w:r>
+        <w:t xml:space="preserve"> </w:t>
+      </w:r>
+      <w:r>
+        <w:t xml:space="preserve">the state wording in sections 4 and 5 added.</w:t>
       </w:r>
     </w:p>
     <w:bookmarkStart w:id="9" w:name="X326a768412094e7498f210d3703b6e2890fc1af"/>
@@ -228,61 +234,79 @@
         <w:t xml:space="preserve"> </w:t>
       </w:r>
       <w:r>
-        <w:t xml:space="preserve">the job’s requirements: [list topics]. Each question has a time limit of [N] seconds. Your score</w:t>
-      </w:r>
-      <w:r>
-        <w:t xml:space="preserve"> </w:t>
-      </w:r>
-      <w:r>
-        <w:t xml:space="preserve">is the percentage of points earned: each question is worth one point, and on a</w:t>
-      </w:r>
-      <w:r>
-        <w:t xml:space="preserve"> </w:t>
-      </w:r>
-      <w:r>
-        <w:t xml:space="preserve">“select all that</w:t>
-      </w:r>
-      <w:r>
-        <w:t xml:space="preserve"> </w:t>
-      </w:r>
-      <w:r>
-        <w:t xml:space="preserve">apply”</w:t>
-      </w:r>
-      <w:r>
-        <w:t xml:space="preserve"> </w:t>
-      </w:r>
-      <w:r>
-        <w:t xml:space="preserve">question you earn part of it for each right option ticked, and nothing if you tick a</w:t>
-      </w:r>
-      <w:r>
-        <w:t xml:space="preserve"> </w:t>
-      </w:r>
-      <w:r>
-        <w:t xml:space="preserve">wrong one. The tool also records how long each answer</w:t>
-      </w:r>
-      <w:r>
-        <w:t xml:space="preserve"> </w:t>
-      </w:r>
-      <w:r>
-        <w:t xml:space="preserve">took, when you left the test page or copied text during it, and answers given too fast to have</w:t>
-      </w:r>
-      <w:r>
-        <w:t xml:space="preserve"> </w:t>
-      </w:r>
-      <w:r>
-        <w:t xml:space="preserve">read the question. Before you start, you confirm that you’ll answer on your own, without AI tools</w:t>
-      </w:r>
-      <w:r>
-        <w:t xml:space="preserve"> </w:t>
-      </w:r>
-      <w:r>
-        <w:t xml:space="preserve">or other people, and when you did is recorded. [Company] may give you extra time, which is</w:t>
-      </w:r>
-      <w:r>
-        <w:t xml:space="preserve"> </w:t>
-      </w:r>
-      <w:r>
-        <w:t xml:space="preserve">recorded without a reason.</w:t>
+        <w:t xml:space="preserve">the job’s requirements: [list topics]. Each question has its own time limit, on average [N]</w:t>
+      </w:r>
+      <w:r>
+        <w:t xml:space="preserve"> </w:t>
+      </w:r>
+      <w:r>
+        <w:t xml:space="preserve">seconds: shorter questions get less, longer ones and code more. Your score is the percentage</w:t>
+      </w:r>
+      <w:r>
+        <w:t xml:space="preserve"> </w:t>
+      </w:r>
+      <w:r>
+        <w:t xml:space="preserve">of points earned: each question is worth one point, and on a</w:t>
+      </w:r>
+      <w:r>
+        <w:t xml:space="preserve"> </w:t>
+      </w:r>
+      <w:r>
+        <w:t xml:space="preserve">“select all that apply”</w:t>
+      </w:r>
+      <w:r>
+        <w:t xml:space="preserve"> </w:t>
+      </w:r>
+      <w:r>
+        <w:t xml:space="preserve">question</w:t>
+      </w:r>
+      <w:r>
+        <w:t xml:space="preserve"> </w:t>
+      </w:r>
+      <w:r>
+        <w:t xml:space="preserve">you earn part of it for each right option ticked, and nothing if you tick a wrong one. The tool</w:t>
+      </w:r>
+      <w:r>
+        <w:t xml:space="preserve"> </w:t>
+      </w:r>
+      <w:r>
+        <w:t xml:space="preserve">also records how long each answer took, when you left the test page or copied text during it,</w:t>
+      </w:r>
+      <w:r>
+        <w:t xml:space="preserve"> </w:t>
+      </w:r>
+      <w:r>
+        <w:t xml:space="preserve">and answers given too fast to have read the question. It also shows [Company] when your answer</w:t>
+      </w:r>
+      <w:r>
+        <w:t xml:space="preserve"> </w:t>
+      </w:r>
+      <w:r>
+        <w:t xml:space="preserve">times or your right and wrong answers don’t follow the questions’ length and difficulty as other</w:t>
+      </w:r>
+      <w:r>
+        <w:t xml:space="preserve"> </w:t>
+      </w:r>
+      <w:r>
+        <w:t xml:space="preserve">candidates’ do (for example, about the same time on every question), with questions to ask you</w:t>
+      </w:r>
+      <w:r>
+        <w:t xml:space="preserve"> </w:t>
+      </w:r>
+      <w:r>
+        <w:t xml:space="preserve">about in an interview; it never decides on its own. Before you start, you confirm that you’ll</w:t>
+      </w:r>
+      <w:r>
+        <w:t xml:space="preserve"> </w:t>
+      </w:r>
+      <w:r>
+        <w:t xml:space="preserve">answer on your own, without AI tools or other people, and when you did is recorded. [Company]</w:t>
+      </w:r>
+      <w:r>
+        <w:t xml:space="preserve"> </w:t>
+      </w:r>
+      <w:r>
+        <w:t xml:space="preserve">may give you extra time, which is recorded without a reason.</w:t>
       </w:r>
     </w:p>
     <w:p>
@@ -511,7 +535,13 @@
         <w:t xml:space="preserve"> </w:t>
       </w:r>
       <w:r>
-        <w:t xml:space="preserve">high-risk AI system. [N] multiple-choice questions about [topics], with [N] seconds for each.</w:t>
+        <w:t xml:space="preserve">high-risk AI system. [N] multiple-choice questions about [topics], with on average [N] seconds</w:t>
+      </w:r>
+      <w:r>
+        <w:t xml:space="preserve"> </w:t>
+      </w:r>
+      <w:r>
+        <w:t xml:space="preserve">for each; each question shows its own timer.</w:t>
       </w:r>
       <w:r>
         <w:t xml:space="preserve"> </w:t>
@@ -595,7 +625,73 @@
         <w:t xml:space="preserve"> </w:t>
       </w:r>
       <w:r>
-        <w:t xml:space="preserve">on your own. If we give you extra time, that is recorded too, without a reason. You won’t see your score.</w:t>
+        <w:t xml:space="preserve">on your own. If we give you extra time, that is recorded too, without a reason. We’re also shown</w:t>
+      </w:r>
+      <w:r>
+        <w:t xml:space="preserve"> </w:t>
+      </w:r>
+      <w:r>
+        <w:t xml:space="preserve">when your answer times or your right and wrong answers don’t follow the questions’ length and</w:t>
+      </w:r>
+      <w:r>
+        <w:t xml:space="preserve"> </w:t>
+      </w:r>
+      <w:r>
+        <w:t xml:space="preserve">difficulty as other candidates’ do, with questions to ask you about; it’s a reason to ask, never</w:t>
+      </w:r>
+      <w:r>
+        <w:t xml:space="preserve"> </w:t>
+      </w:r>
+      <w:r>
+        <w:t xml:space="preserve">a decision. You won’t see your score.</w:t>
+      </w:r>
+    </w:p>
+    <w:p>
+      <w:pPr>
+        <w:pStyle w:val="BlockText"/>
+      </w:pPr>
+      <w:r>
+        <w:t xml:space="preserve">[Voice mode only:]</w:t>
+      </w:r>
+      <w:r>
+        <w:t xml:space="preserve"> </w:t>
+      </w:r>
+      <w:r>
+        <w:rPr>
+          <w:b/>
+          <w:bCs/>
+        </w:rPr>
+        <w:t xml:space="preserve">Answering aloud.</w:t>
+      </w:r>
+      <w:r>
+        <w:t xml:space="preserve"> </w:t>
+      </w:r>
+      <w:r>
+        <w:t xml:space="preserve">The questions and their options are read aloud and you</w:t>
+      </w:r>
+      <w:r>
+        <w:t xml:space="preserve"> </w:t>
+      </w:r>
+      <w:r>
+        <w:t xml:space="preserve">can answer aloud. What the microphone picks up while you answer is turned into text by AI and</w:t>
+      </w:r>
+      <w:r>
+        <w:t xml:space="preserve"> </w:t>
+      </w:r>
+      <w:r>
+        <w:t xml:space="preserve">matched to an option, which you confirm before it counts; it is never recorded or stored, and</w:t>
+      </w:r>
+      <w:r>
+        <w:t xml:space="preserve"> </w:t>
+      </w:r>
+      <w:r>
+        <w:t xml:space="preserve">your voice isn’t analysed in any other way. You can always tap an option instead, or ask us at</w:t>
+      </w:r>
+      <w:r>
+        <w:t xml:space="preserve"> </w:t>
+      </w:r>
+      <w:r>
+        <w:t xml:space="preserve">[contact] for the test without voice.</w:t>
       </w:r>
     </w:p>
     <w:p>
@@ -803,7 +899,195 @@
       </w:r>
     </w:p>
     <w:bookmarkEnd w:id="11"/>
+    <w:bookmarkStart w:id="12" w:name="Xdae06103dbfb5d6661d349017e45b915fed7a1f"/>
+    <w:p>
+      <w:pPr>
+        <w:pStyle w:val="Heading2"/>
+      </w:pPr>
+      <w:r>
+        <w:t xml:space="preserve">4. Illinois (Human Rights Act, AI in employment)</w:t>
+      </w:r>
+    </w:p>
+    <w:p>
+      <w:pPr>
+        <w:pStyle w:val="FirstParagraph"/>
+      </w:pPr>
+      <w:r>
+        <w:t xml:space="preserve">Add to the general notice for candidates in Illinois, from 2026-01-01:</w:t>
+      </w:r>
+    </w:p>
+    <w:p>
+      <w:pPr>
+        <w:pStyle w:val="BlockText"/>
+      </w:pPr>
+      <w:r>
+        <w:rPr>
+          <w:b/>
+          <w:bCs/>
+        </w:rPr>
+        <w:t xml:space="preserve">Use of artificial intelligence (Illinois).</w:t>
+      </w:r>
+      <w:r>
+        <w:t xml:space="preserve"> </w:t>
+      </w:r>
+      <w:r>
+        <w:t xml:space="preserve">[Company] uses artificial intelligence in</w:t>
+      </w:r>
+      <w:r>
+        <w:t xml:space="preserve"> </w:t>
+      </w:r>
+      <w:r>
+        <w:t xml:space="preserve">recruitment and hiring for [job title]: prepza, a timed knowledge test whose questions and answer</w:t>
+      </w:r>
+      <w:r>
+        <w:t xml:space="preserve"> </w:t>
+      </w:r>
+      <w:r>
+        <w:t xml:space="preserve">keys were written with the help of AI and which gives each candidate a grade. We use the grade</w:t>
+      </w:r>
+      <w:r>
+        <w:t xml:space="preserve"> </w:t>
+      </w:r>
+      <w:r>
+        <w:t xml:space="preserve">to [decide whom to invite to the next interview / as one part of our assessment]. It doesn’t use</w:t>
+      </w:r>
+      <w:r>
+        <w:t xml:space="preserve"> </w:t>
+      </w:r>
+      <w:r>
+        <w:t xml:space="preserve">your age, race, sex, disability, zip code or any other protected characteristic, or a proxy for</w:t>
+      </w:r>
+      <w:r>
+        <w:t xml:space="preserve"> </w:t>
+      </w:r>
+      <w:r>
+        <w:t xml:space="preserve">one. A person at [Company] reviews every result. Questions, an accommodation or a human review:</w:t>
+      </w:r>
+      <w:r>
+        <w:t xml:space="preserve"> </w:t>
+      </w:r>
+      <w:r>
+        <w:t xml:space="preserve">[contact].</w:t>
+      </w:r>
+    </w:p>
     <w:bookmarkEnd w:id="12"/>
+    <w:bookmarkStart w:id="13" w:name="colorado-its-ai-law-from-2027-01-01"/>
+    <w:p>
+      <w:pPr>
+        <w:pStyle w:val="Heading2"/>
+      </w:pPr>
+      <w:r>
+        <w:t xml:space="preserve">5. Colorado (its AI law, from 2027-01-01)</w:t>
+      </w:r>
+    </w:p>
+    <w:p>
+      <w:pPr>
+        <w:pStyle w:val="FirstParagraph"/>
+      </w:pPr>
+      <w:r>
+        <w:t xml:space="preserve">Before the test, add to the general notice for candidates who live in Colorado:</w:t>
+      </w:r>
+    </w:p>
+    <w:p>
+      <w:pPr>
+        <w:pStyle w:val="BlockText"/>
+      </w:pPr>
+      <w:r>
+        <w:rPr>
+          <w:b/>
+          <w:bCs/>
+        </w:rPr>
+        <w:t xml:space="preserve">Automated decision-making technology (Colorado).</w:t>
+      </w:r>
+      <w:r>
+        <w:t xml:space="preserve"> </w:t>
+      </w:r>
+      <w:r>
+        <w:t xml:space="preserve">[Company] uses prepza, technology that</w:t>
+      </w:r>
+      <w:r>
+        <w:t xml:space="preserve"> </w:t>
+      </w:r>
+      <w:r>
+        <w:t xml:space="preserve">grades a timed knowledge test with answer keys written with the help of AI, and the grade</w:t>
+      </w:r>
+      <w:r>
+        <w:t xml:space="preserve"> </w:t>
+      </w:r>
+      <w:r>
+        <w:t xml:space="preserve">[materially influences / is one part of] our decision about [job title]. To learn more about the</w:t>
+      </w:r>
+      <w:r>
+        <w:t xml:space="preserve"> </w:t>
+      </w:r>
+      <w:r>
+        <w:t xml:space="preserve">technology, the data it uses and your rights, write to [contact] or see [link].</w:t>
+      </w:r>
+    </w:p>
+    <w:p>
+      <w:pPr>
+        <w:pStyle w:val="FirstParagraph"/>
+      </w:pPr>
+      <w:r>
+        <w:t xml:space="preserve">If the outcome is adverse (not hired, or not invited onward), send within 30 days:</w:t>
+      </w:r>
+    </w:p>
+    <w:p>
+      <w:pPr>
+        <w:pStyle w:val="BlockText"/>
+      </w:pPr>
+      <w:r>
+        <w:rPr>
+          <w:b/>
+          <w:bCs/>
+        </w:rPr>
+        <w:t xml:space="preserve">About our decision (Colorado).</w:t>
+      </w:r>
+      <w:r>
+        <w:t xml:space="preserve"> </w:t>
+      </w:r>
+      <w:r>
+        <w:t xml:space="preserve">We decided [not to move your application forward] for</w:t>
+      </w:r>
+      <w:r>
+        <w:t xml:space="preserve"> </w:t>
+      </w:r>
+      <w:r>
+        <w:t xml:space="preserve">[job title]. prepza’s grade of your knowledge test [describe its role, e.g. was below our passing</w:t>
+      </w:r>
+      <w:r>
+        <w:t xml:space="preserve"> </w:t>
+      </w:r>
+      <w:r>
+        <w:t xml:space="preserve">grade of N%, which we weighed with your interview]. The system is prepza (Arcolabs OÜ, version</w:t>
+      </w:r>
+      <w:r>
+        <w:t xml:space="preserve"> </w:t>
+      </w:r>
+      <w:r>
+        <w:t xml:space="preserve">as used on [date]); it used your answers, how long each took and the integrity signals described</w:t>
+      </w:r>
+      <w:r>
+        <w:t xml:space="preserve"> </w:t>
+      </w:r>
+      <w:r>
+        <w:t xml:space="preserve">in our notice, all from your test, and your name and email from your application. You can ask us</w:t>
+      </w:r>
+      <w:r>
+        <w:t xml:space="preserve"> </w:t>
+      </w:r>
+      <w:r>
+        <w:t xml:space="preserve">to correct any of this data, and ask a person to review and reconsider the decision, at</w:t>
+      </w:r>
+      <w:r>
+        <w:t xml:space="preserve"> </w:t>
+      </w:r>
+      <w:r>
+        <w:t xml:space="preserve">[contact] by [date].</w:t>
+      </w:r>
+    </w:p>
+    <w:bookmarkEnd w:id="13"/>
+    <w:bookmarkEnd w:id="14"/>
     <w:sectPr>
       <w:footnotePr>
         <w:numRestart w:val="eachSect"/>
